--- a/专利交底书——基于知识图谱实现对Deepresearch系统研究报告的全面性和深度性度量.docx
+++ b/专利交底书——基于知识图谱实现对Deepresearch系统研究报告的全面性和深度性度量.docx
@@ -1535,8 +1535,6 @@
       <w:r>
         <w:t>具体实施方式</w:t>
       </w:r>
-      <w:bookmarkStart w:id="0" w:name="_GoBack"/>
-      <w:bookmarkEnd w:id="0"/>
     </w:p>
     <w:p>
       <w:pPr>
@@ -1745,27 +1743,11 @@
         </w:tblCellMar>
       </w:tblPr>
       <w:tblGrid>
-        <w:gridCol w:w="1019"/>
-        <w:gridCol w:w="4041"/>
-        <w:gridCol w:w="2940"/>
+        <w:gridCol w:w="999"/>
+        <w:gridCol w:w="4046"/>
+        <w:gridCol w:w="2955"/>
       </w:tblGrid>
       <w:tr>
-        <w:tblPrEx>
-          <w:tblBorders>
-            <w:top w:val="single" w:color="DFE2E5" w:sz="4" w:space="0"/>
-            <w:left w:val="none" w:color="auto" w:sz="0" w:space="0"/>
-            <w:bottom w:val="none" w:color="auto" w:sz="0" w:space="0"/>
-            <w:right w:val="none" w:color="auto" w:sz="0" w:space="0"/>
-            <w:insideH w:val="none" w:color="auto" w:sz="0" w:space="0"/>
-            <w:insideV w:val="none" w:color="auto" w:sz="0" w:space="0"/>
-          </w:tblBorders>
-          <w:tblCellMar>
-            <w:top w:w="0" w:type="dxa"/>
-            <w:left w:w="0" w:type="dxa"/>
-            <w:bottom w:w="0" w:type="dxa"/>
-            <w:right w:w="0" w:type="dxa"/>
-          </w:tblCellMar>
-        </w:tblPrEx>
         <w:trPr>
           <w:tblHeader/>
         </w:trPr>
@@ -1909,22 +1891,6 @@
         </w:tc>
       </w:tr>
       <w:tr>
-        <w:tblPrEx>
-          <w:tblBorders>
-            <w:top w:val="single" w:color="DFE2E5" w:sz="4" w:space="0"/>
-            <w:left w:val="none" w:color="auto" w:sz="0" w:space="0"/>
-            <w:bottom w:val="none" w:color="auto" w:sz="0" w:space="0"/>
-            <w:right w:val="none" w:color="auto" w:sz="0" w:space="0"/>
-            <w:insideH w:val="none" w:color="auto" w:sz="0" w:space="0"/>
-            <w:insideV w:val="none" w:color="auto" w:sz="0" w:space="0"/>
-          </w:tblBorders>
-          <w:tblCellMar>
-            <w:top w:w="0" w:type="dxa"/>
-            <w:left w:w="0" w:type="dxa"/>
-            <w:bottom w:w="0" w:type="dxa"/>
-            <w:right w:w="0" w:type="dxa"/>
-          </w:tblCellMar>
-        </w:tblPrEx>
         <w:tc>
           <w:tcPr>
             <w:tcW w:w="0" w:type="auto"/>
@@ -2047,23 +2013,6 @@
         </w:tc>
       </w:tr>
       <w:tr>
-        <w:tblPrEx>
-          <w:tblBorders>
-            <w:top w:val="single" w:color="DFE2E5" w:sz="4" w:space="0"/>
-            <w:left w:val="none" w:color="auto" w:sz="0" w:space="0"/>
-            <w:bottom w:val="none" w:color="auto" w:sz="0" w:space="0"/>
-            <w:right w:val="none" w:color="auto" w:sz="0" w:space="0"/>
-            <w:insideH w:val="none" w:color="auto" w:sz="0" w:space="0"/>
-            <w:insideV w:val="none" w:color="auto" w:sz="0" w:space="0"/>
-          </w:tblBorders>
-          <w:shd w:val="clear" w:color="auto" w:fill="auto"/>
-          <w:tblCellMar>
-            <w:top w:w="0" w:type="dxa"/>
-            <w:left w:w="0" w:type="dxa"/>
-            <w:bottom w:w="0" w:type="dxa"/>
-            <w:right w:w="0" w:type="dxa"/>
-          </w:tblCellMar>
-        </w:tblPrEx>
         <w:tc>
           <w:tcPr>
             <w:tcW w:w="0" w:type="auto"/>
@@ -2186,23 +2135,6 @@
         </w:tc>
       </w:tr>
       <w:tr>
-        <w:tblPrEx>
-          <w:tblBorders>
-            <w:top w:val="single" w:color="DFE2E5" w:sz="4" w:space="0"/>
-            <w:left w:val="none" w:color="auto" w:sz="0" w:space="0"/>
-            <w:bottom w:val="none" w:color="auto" w:sz="0" w:space="0"/>
-            <w:right w:val="none" w:color="auto" w:sz="0" w:space="0"/>
-            <w:insideH w:val="none" w:color="auto" w:sz="0" w:space="0"/>
-            <w:insideV w:val="none" w:color="auto" w:sz="0" w:space="0"/>
-          </w:tblBorders>
-          <w:shd w:val="clear" w:color="auto" w:fill="auto"/>
-          <w:tblCellMar>
-            <w:top w:w="0" w:type="dxa"/>
-            <w:left w:w="0" w:type="dxa"/>
-            <w:bottom w:w="0" w:type="dxa"/>
-            <w:right w:w="0" w:type="dxa"/>
-          </w:tblCellMar>
-        </w:tblPrEx>
         <w:tc>
           <w:tcPr>
             <w:tcW w:w="0" w:type="auto"/>
@@ -2325,22 +2257,6 @@
         </w:tc>
       </w:tr>
       <w:tr>
-        <w:tblPrEx>
-          <w:tblBorders>
-            <w:top w:val="single" w:color="DFE2E5" w:sz="4" w:space="0"/>
-            <w:left w:val="none" w:color="auto" w:sz="0" w:space="0"/>
-            <w:bottom w:val="none" w:color="auto" w:sz="0" w:space="0"/>
-            <w:right w:val="none" w:color="auto" w:sz="0" w:space="0"/>
-            <w:insideH w:val="none" w:color="auto" w:sz="0" w:space="0"/>
-            <w:insideV w:val="none" w:color="auto" w:sz="0" w:space="0"/>
-          </w:tblBorders>
-          <w:tblCellMar>
-            <w:top w:w="0" w:type="dxa"/>
-            <w:left w:w="0" w:type="dxa"/>
-            <w:bottom w:w="0" w:type="dxa"/>
-            <w:right w:w="0" w:type="dxa"/>
-          </w:tblCellMar>
-        </w:tblPrEx>
         <w:tc>
           <w:tcPr>
             <w:tcW w:w="0" w:type="auto"/>
@@ -2463,22 +2379,6 @@
         </w:tc>
       </w:tr>
       <w:tr>
-        <w:tblPrEx>
-          <w:tblBorders>
-            <w:top w:val="single" w:color="DFE2E5" w:sz="4" w:space="0"/>
-            <w:left w:val="none" w:color="auto" w:sz="0" w:space="0"/>
-            <w:bottom w:val="none" w:color="auto" w:sz="0" w:space="0"/>
-            <w:right w:val="none" w:color="auto" w:sz="0" w:space="0"/>
-            <w:insideH w:val="none" w:color="auto" w:sz="0" w:space="0"/>
-            <w:insideV w:val="none" w:color="auto" w:sz="0" w:space="0"/>
-          </w:tblBorders>
-          <w:tblCellMar>
-            <w:top w:w="0" w:type="dxa"/>
-            <w:left w:w="0" w:type="dxa"/>
-            <w:bottom w:w="0" w:type="dxa"/>
-            <w:right w:w="0" w:type="dxa"/>
-          </w:tblCellMar>
-        </w:tblPrEx>
         <w:tc>
           <w:tcPr>
             <w:tcW w:w="0" w:type="auto"/>
@@ -4531,22 +4431,6 @@
         <w:gridCol w:w="3444"/>
       </w:tblGrid>
       <w:tr>
-        <w:tblPrEx>
-          <w:tblBorders>
-            <w:top w:val="single" w:color="DFE2E5" w:sz="4" w:space="0"/>
-            <w:left w:val="none" w:color="auto" w:sz="0" w:space="0"/>
-            <w:bottom w:val="none" w:color="auto" w:sz="0" w:space="0"/>
-            <w:right w:val="none" w:color="auto" w:sz="0" w:space="0"/>
-            <w:insideH w:val="none" w:color="auto" w:sz="0" w:space="0"/>
-            <w:insideV w:val="none" w:color="auto" w:sz="0" w:space="0"/>
-          </w:tblBorders>
-          <w:tblCellMar>
-            <w:top w:w="0" w:type="dxa"/>
-            <w:left w:w="0" w:type="dxa"/>
-            <w:bottom w:w="0" w:type="dxa"/>
-            <w:right w:w="0" w:type="dxa"/>
-          </w:tblCellMar>
-        </w:tblPrEx>
         <w:trPr>
           <w:tblHeader/>
         </w:trPr>
@@ -4690,22 +4574,6 @@
         </w:tc>
       </w:tr>
       <w:tr>
-        <w:tblPrEx>
-          <w:tblBorders>
-            <w:top w:val="single" w:color="DFE2E5" w:sz="4" w:space="0"/>
-            <w:left w:val="none" w:color="auto" w:sz="0" w:space="0"/>
-            <w:bottom w:val="none" w:color="auto" w:sz="0" w:space="0"/>
-            <w:right w:val="none" w:color="auto" w:sz="0" w:space="0"/>
-            <w:insideH w:val="none" w:color="auto" w:sz="0" w:space="0"/>
-            <w:insideV w:val="none" w:color="auto" w:sz="0" w:space="0"/>
-          </w:tblBorders>
-          <w:tblCellMar>
-            <w:top w:w="0" w:type="dxa"/>
-            <w:left w:w="0" w:type="dxa"/>
-            <w:bottom w:w="0" w:type="dxa"/>
-            <w:right w:w="0" w:type="dxa"/>
-          </w:tblCellMar>
-        </w:tblPrEx>
         <w:tc>
           <w:tcPr>
             <w:tcW w:w="1254" w:type="dxa"/>
@@ -4828,22 +4696,6 @@
         </w:tc>
       </w:tr>
       <w:tr>
-        <w:tblPrEx>
-          <w:tblBorders>
-            <w:top w:val="single" w:color="DFE2E5" w:sz="4" w:space="0"/>
-            <w:left w:val="none" w:color="auto" w:sz="0" w:space="0"/>
-            <w:bottom w:val="none" w:color="auto" w:sz="0" w:space="0"/>
-            <w:right w:val="none" w:color="auto" w:sz="0" w:space="0"/>
-            <w:insideH w:val="none" w:color="auto" w:sz="0" w:space="0"/>
-            <w:insideV w:val="none" w:color="auto" w:sz="0" w:space="0"/>
-          </w:tblBorders>
-          <w:tblCellMar>
-            <w:top w:w="0" w:type="dxa"/>
-            <w:left w:w="0" w:type="dxa"/>
-            <w:bottom w:w="0" w:type="dxa"/>
-            <w:right w:w="0" w:type="dxa"/>
-          </w:tblCellMar>
-        </w:tblPrEx>
         <w:tc>
           <w:tcPr>
             <w:tcW w:w="1254" w:type="dxa"/>
@@ -4966,22 +4818,6 @@
         </w:tc>
       </w:tr>
       <w:tr>
-        <w:tblPrEx>
-          <w:tblBorders>
-            <w:top w:val="single" w:color="DFE2E5" w:sz="4" w:space="0"/>
-            <w:left w:val="none" w:color="auto" w:sz="0" w:space="0"/>
-            <w:bottom w:val="none" w:color="auto" w:sz="0" w:space="0"/>
-            <w:right w:val="none" w:color="auto" w:sz="0" w:space="0"/>
-            <w:insideH w:val="none" w:color="auto" w:sz="0" w:space="0"/>
-            <w:insideV w:val="none" w:color="auto" w:sz="0" w:space="0"/>
-          </w:tblBorders>
-          <w:tblCellMar>
-            <w:top w:w="0" w:type="dxa"/>
-            <w:left w:w="0" w:type="dxa"/>
-            <w:bottom w:w="0" w:type="dxa"/>
-            <w:right w:w="0" w:type="dxa"/>
-          </w:tblCellMar>
-        </w:tblPrEx>
         <w:tc>
           <w:tcPr>
             <w:tcW w:w="1254" w:type="dxa"/>
@@ -5104,22 +4940,6 @@
         </w:tc>
       </w:tr>
       <w:tr>
-        <w:tblPrEx>
-          <w:tblBorders>
-            <w:top w:val="single" w:color="DFE2E5" w:sz="4" w:space="0"/>
-            <w:left w:val="none" w:color="auto" w:sz="0" w:space="0"/>
-            <w:bottom w:val="none" w:color="auto" w:sz="0" w:space="0"/>
-            <w:right w:val="none" w:color="auto" w:sz="0" w:space="0"/>
-            <w:insideH w:val="none" w:color="auto" w:sz="0" w:space="0"/>
-            <w:insideV w:val="none" w:color="auto" w:sz="0" w:space="0"/>
-          </w:tblBorders>
-          <w:tblCellMar>
-            <w:top w:w="0" w:type="dxa"/>
-            <w:left w:w="0" w:type="dxa"/>
-            <w:bottom w:w="0" w:type="dxa"/>
-            <w:right w:w="0" w:type="dxa"/>
-          </w:tblCellMar>
-        </w:tblPrEx>
         <w:tc>
           <w:tcPr>
             <w:tcW w:w="1254" w:type="dxa"/>
@@ -5242,22 +5062,6 @@
         </w:tc>
       </w:tr>
       <w:tr>
-        <w:tblPrEx>
-          <w:tblBorders>
-            <w:top w:val="single" w:color="DFE2E5" w:sz="4" w:space="0"/>
-            <w:left w:val="none" w:color="auto" w:sz="0" w:space="0"/>
-            <w:bottom w:val="none" w:color="auto" w:sz="0" w:space="0"/>
-            <w:right w:val="none" w:color="auto" w:sz="0" w:space="0"/>
-            <w:insideH w:val="none" w:color="auto" w:sz="0" w:space="0"/>
-            <w:insideV w:val="none" w:color="auto" w:sz="0" w:space="0"/>
-          </w:tblBorders>
-          <w:tblCellMar>
-            <w:top w:w="0" w:type="dxa"/>
-            <w:left w:w="0" w:type="dxa"/>
-            <w:bottom w:w="0" w:type="dxa"/>
-            <w:right w:w="0" w:type="dxa"/>
-          </w:tblCellMar>
-        </w:tblPrEx>
         <w:tc>
           <w:tcPr>
             <w:tcW w:w="1254" w:type="dxa"/>
@@ -5401,22 +5205,6 @@
         </w:tc>
       </w:tr>
       <w:tr>
-        <w:tblPrEx>
-          <w:tblBorders>
-            <w:top w:val="single" w:color="DFE2E5" w:sz="4" w:space="0"/>
-            <w:left w:val="none" w:color="auto" w:sz="0" w:space="0"/>
-            <w:bottom w:val="none" w:color="auto" w:sz="0" w:space="0"/>
-            <w:right w:val="none" w:color="auto" w:sz="0" w:space="0"/>
-            <w:insideH w:val="none" w:color="auto" w:sz="0" w:space="0"/>
-            <w:insideV w:val="none" w:color="auto" w:sz="0" w:space="0"/>
-          </w:tblBorders>
-          <w:tblCellMar>
-            <w:top w:w="0" w:type="dxa"/>
-            <w:left w:w="0" w:type="dxa"/>
-            <w:bottom w:w="0" w:type="dxa"/>
-            <w:right w:w="0" w:type="dxa"/>
-          </w:tblCellMar>
-        </w:tblPrEx>
         <w:tc>
           <w:tcPr>
             <w:tcW w:w="1254" w:type="dxa"/>
@@ -8771,7 +8559,16 @@
           <w:i w:val="0"/>
           <w:color w:val="333333"/>
         </w:rPr>
-        <w:t>寻找图谱中从“根节点”（无前提）到“叶节点”（无结论）的最长路径长度（所含节点数）。</w:t>
+        <w:t>寻找图谱中从“根节点”（无前提）到“叶节点”（无</w:t>
+      </w:r>
+      <w:bookmarkStart w:id="0" w:name="_GoBack"/>
+      <w:bookmarkEnd w:id="0"/>
+      <w:r>
+        <w:rPr>
+          <w:i w:val="0"/>
+          <w:color w:val="333333"/>
+        </w:rPr>
+        <w:t>结论）的最长路径长度（所含节点数）。</w:t>
       </w:r>
     </w:p>
     <w:p>
